--- a/pr-preview/pr-195/model-validation-handout.docx
+++ b/pr-preview/pr-195/model-validation-handout.docx
@@ -15,7 +15,7 @@
         <w:pStyle w:val="Date"/>
       </w:pPr>
       <w:r>
-        <w:t xml:space="preserve">Last modified: 2026-10-15 01:39:34 (PDT)</w:t>
+        <w:t xml:space="preserve">Last modified: 2026-10-15 02:20:35 (PDT)</w:t>
       </w:r>
     </w:p>
     <w:bookmarkStart w:id="17" w:name="sec-data-sets"/>
@@ -25704,7 +25704,7 @@
           <w:b/>
           <w:bCs/>
         </w:rPr>
-        <w:t xml:space="preserve">Exercise 7 (A held-out set estimates the generalization error)</w:t>
+        <w:t xml:space="preserve">Exercise 7 (Held-out predictions and the generalization error)</w:t>
       </w:r>
       <w:r>
         <w:t xml:space="preserve"> </w:t>
@@ -57476,7 +57476,7 @@
         <w:rPr>
           <w:rStyle w:val="CommentTok"/>
         </w:rPr>
-        <w:t xml:space="preserve">#&gt;    7.10543e-15    2.00000e+00</w:t>
+        <w:t xml:space="preserve">#&gt;    8.88178e-15    2.00000e+00</w:t>
       </w:r>
     </w:p>
     <w:p>
@@ -57484,7 +57484,7 @@
         <w:pStyle w:val="FirstParagraph"/>
       </w:pPr>
       <w:r>
-        <w:t xml:space="preserve">The two columns differ by at most 7.1e-15,</w:t>
+        <w:t xml:space="preserve">The two columns differ by at most 8.9e-15,</w:t>
       </w:r>
       <w:r>
         <w:t xml:space="preserve"> </w:t>

--- a/pr-preview/pr-195/model-validation-handout.docx
+++ b/pr-preview/pr-195/model-validation-handout.docx
@@ -15,7 +15,7 @@
         <w:pStyle w:val="Date"/>
       </w:pPr>
       <w:r>
-        <w:t xml:space="preserve">Last modified: 2026-10-15 02:20:35 (PDT)</w:t>
+        <w:t xml:space="preserve">Last modified: 2026-10-15 02:55:32 (PDT)</w:t>
       </w:r>
     </w:p>
     <w:bookmarkStart w:id="17" w:name="sec-data-sets"/>
